--- a/docs/6_User_Manual.docx
+++ b/docs/6_User_Manual.docx
@@ -17,7 +17,7 @@
           <w:b/>
           <w:sz w:val="32"/>
         </w:rPr>
-        <w:t>SCHOOL MANAGEMENT SYSTEM FOR KYAMATU PRIMARY SCHOOL</w:t>
+        <w:t>SCHOOL MANAGEMENT SYSTEM FOR MATUNDU PRIMARY SCHOOL</w:t>
       </w:r>
     </w:p>
     <w:p/>
@@ -108,7 +108,7 @@
     </w:p>
     <w:p>
       <w:r>
-        <w:t>This manual provides step-by-step instructions for using the Kyamatu Primary School Management System. The system is accessible via any modern web browser at the school's hosted URL.</w:t>
+        <w:t>This manual provides step-by-step instructions for using the Matundu Primary School Management System. The system is accessible via any modern web browser at the school's hosted URL.</w:t>
       </w:r>
     </w:p>
     <w:p>
@@ -508,7 +508,7 @@
           </w:tcPr>
           <w:p>
             <w:r>
-              <w:t>admin@kyamatu.ac.ke</w:t>
+              <w:t>admin@matundu.ac.ke</w:t>
             </w:r>
           </w:p>
         </w:tc>
@@ -540,7 +540,7 @@
           </w:tcPr>
           <w:p>
             <w:r>
-              <w:t>teacher@kyamatu.ac.ke</w:t>
+              <w:t>teacher@matundu.ac.ke</w:t>
             </w:r>
           </w:p>
         </w:tc>
@@ -572,7 +572,7 @@
           </w:tcPr>
           <w:p>
             <w:r>
-              <w:t>bursar@kyamatu.ac.ke</w:t>
+              <w:t>bursar@matundu.ac.ke</w:t>
             </w:r>
           </w:p>
         </w:tc>
@@ -604,7 +604,7 @@
           </w:tcPr>
           <w:p>
             <w:r>
-              <w:t>student1@kyamatu.ac.ke</w:t>
+              <w:t>student1@matundu.ac.ke</w:t>
             </w:r>
           </w:p>
         </w:tc>
